--- a/Database Theory - COMP CO859/Labs/Lab8.docx
+++ b/Database Theory - COMP CO859/Labs/Lab8.docx
@@ -3,248 +3,1209 @@
 <w:document xmlns:wpc="http://schemas.microsoft.com/office/word/2010/wordprocessingCanvas" xmlns:cx="http://schemas.microsoft.com/office/drawing/2014/chartex" xmlns:cx1="http://schemas.microsoft.com/office/drawing/2015/9/8/chartex" xmlns:cx2="http://schemas.microsoft.com/office/drawing/2015/10/21/chartex" xmlns:cx3="http://schemas.microsoft.com/office/drawing/2016/5/9/chartex" xmlns:cx4="http://schemas.microsoft.com/office/drawing/2016/5/10/chartex" xmlns:cx5="http://schemas.microsoft.com/office/drawing/2016/5/11/chartex" xmlns:cx6="http://schemas.microsoft.com/office/drawing/2016/5/12/chartex" xmlns:cx7="http://schemas.microsoft.com/office/drawing/2016/5/13/chartex" xmlns:cx8="http://schemas.microsoft.com/office/drawing/2016/5/14/chartex" xmlns:mc="http://schemas.openxmlformats.org/markup-compatibility/2006" xmlns:aink="http://schemas.microsoft.com/office/drawing/2016/ink" xmlns:am3d="http://schemas.microsoft.com/office/drawing/2017/model3d" xmlns:o="urn:schemas-microsoft-com:office:office" xmlns:oel="http://schemas.microsoft.com/office/2019/extlst" xmlns:r="http://schemas.openxmlformats.org/officeDocument/2006/relationships" xmlns:m="http://schemas.openxmlformats.org/officeDocument/2006/math" xmlns:v="urn:schemas-microsoft-com:vml" xmlns:wp14="http://schemas.microsoft.com/office/word/2010/wordprocessingDrawing" xmlns:wp="http://schemas.openxmlformats.org/drawingml/2006/wordprocessingDrawing" xmlns:w10="urn:schemas-microsoft-com:office:word" xmlns:w="http://schemas.openxmlformats.org/wordprocessingml/2006/main" xmlns:w14="http://schemas.microsoft.com/office/word/2010/wordml" xmlns:w15="http://schemas.microsoft.com/office/word/2012/wordml" xmlns:w16cex="http://schemas.microsoft.com/office/word/2018/wordml/cex" xmlns:w16cid="http://schemas.microsoft.com/office/word/2016/wordml/cid" xmlns:w16="http://schemas.microsoft.com/office/word/2018/wordml" xmlns:w16du="http://schemas.microsoft.com/office/word/2023/wordml/word16du" xmlns:w16sdtdh="http://schemas.microsoft.com/office/word/2020/wordml/sdtdatahash" xmlns:w16se="http://schemas.microsoft.com/office/word/2015/wordml/symex" xmlns:wpg="http://schemas.microsoft.com/office/word/2010/wordprocessingGroup" xmlns:wpi="http://schemas.microsoft.com/office/word/2010/wordprocessingInk" xmlns:wne="http://schemas.microsoft.com/office/word/2006/wordml" xmlns:wps="http://schemas.microsoft.com/office/word/2010/wordprocessingShape" mc:Ignorable="w14 w15 w16se w16cid w16 w16cex w16sdtdh w16du wp14">
   <w:body>
     <w:p>
-      <w:r>
+      <w:pPr>
+        <w:rPr>
+          <w:b/>
+          <w:bCs/>
+          <w:u w:val="single"/>
+        </w:rPr>
+      </w:pPr>
+      <w:r>
+        <w:rPr>
+          <w:b/>
+          <w:bCs/>
+          <w:u w:val="single"/>
+        </w:rPr>
         <w:t>Lab 8</w:t>
       </w:r>
     </w:p>
     <w:p>
       <w:r>
-        <w:t xml:space="preserve">I, </w:t>
-      </w:r>
-      <w:r>
-        <w:t>Thomas</w:t>
-      </w:r>
-      <w:r>
+        <w:t>I, Thomas Coons, student number 000317961, certify that this material is my original work. No other person's work has been used without due acknowledgment and I have not made my work available to anyone else.</w:t>
+      </w:r>
+    </w:p>
+    <w:p>
+      <w:pPr>
+        <w:rPr>
+          <w:b/>
+          <w:bCs/>
+          <w:u w:val="single"/>
+        </w:rPr>
+      </w:pPr>
+      <w:r>
+        <w:rPr>
+          <w:b/>
+          <w:bCs/>
+          <w:u w:val="single"/>
+        </w:rPr>
+        <w:t>Sales Order:</w:t>
+      </w:r>
+    </w:p>
+    <w:p>
+      <w:pPr>
+        <w:rPr>
+          <w:b/>
+          <w:bCs/>
+        </w:rPr>
+      </w:pPr>
+      <w:r>
+        <w:rPr>
+          <w:b/>
+          <w:bCs/>
+        </w:rPr>
+        <w:t>1NF:</w:t>
+      </w:r>
+    </w:p>
+    <w:p>
+      <w:r>
+        <w:rPr>
+          <w:b/>
+          <w:bCs/>
+        </w:rPr>
+        <w:t>sales_order + item_id</w:t>
+      </w:r>
+      <w:r>
+        <w:rPr>
+          <w:b/>
+          <w:bCs/>
+        </w:rPr>
         <w:t xml:space="preserve"> </w:t>
       </w:r>
       <w:r>
-        <w:t>Coons</w:t>
-      </w:r>
-      <w:r>
-        <w:t xml:space="preserve">, student number </w:t>
-      </w:r>
-      <w:r>
-        <w:t>000317961</w:t>
-      </w:r>
-      <w:r>
-        <w:t>, certify that this material is my original work. No other person's work has been used without due acknowledgment and I have not made my work available to anyone else.</w:t>
+        <w:rPr>
+          <w:b/>
+          <w:bCs/>
+        </w:rPr>
+        <w:sym w:font="Wingdings" w:char="F0E0"/>
+      </w:r>
+      <w:r>
+        <w:t xml:space="preserve"> order_date, customer_id, customer_name, customer_address,</w:t>
+      </w:r>
+      <w:r>
+        <w:t xml:space="preserve"> </w:t>
+      </w:r>
+      <w:r>
+        <w:t>item_desc, item_quantity, price</w:t>
+      </w:r>
+    </w:p>
+    <w:p/>
+    <w:p>
+      <w:pPr>
+        <w:rPr>
+          <w:b/>
+          <w:bCs/>
+        </w:rPr>
+      </w:pPr>
+      <w:r>
+        <w:rPr>
+          <w:b/>
+          <w:bCs/>
+        </w:rPr>
+        <w:t>2NF:</w:t>
+      </w:r>
+    </w:p>
+    <w:p>
+      <w:pPr>
+        <w:rPr>
+          <w:rFonts w:ascii="Aptos Narrow" w:eastAsia="Times New Roman" w:hAnsi="Aptos Narrow" w:cs="Times New Roman"/>
+          <w:color w:val="000000"/>
+          <w:kern w:val="0"/>
+          <w:sz w:val="22"/>
+          <w:szCs w:val="22"/>
+          <w14:ligatures w14:val="none"/>
+        </w:rPr>
+      </w:pPr>
+      <w:r>
+        <w:rPr>
+          <w:b/>
+          <w:bCs/>
+        </w:rPr>
+        <w:t xml:space="preserve">item_id </w:t>
+      </w:r>
+      <w:r>
+        <w:rPr>
+          <w:b/>
+          <w:bCs/>
+        </w:rPr>
+        <w:sym w:font="Wingdings" w:char="F0E0"/>
+      </w:r>
+      <w:r>
+        <w:rPr>
+          <w:b/>
+          <w:bCs/>
+        </w:rPr>
+        <w:t xml:space="preserve"> </w:t>
+      </w:r>
+      <w:r>
+        <w:t>item_desc</w:t>
       </w:r>
       <w:r>
         <w:br/>
       </w:r>
-    </w:p>
-    <w:p>
-      <w:pPr>
-        <w:rPr>
-          <w:b/>
-          <w:bCs/>
-        </w:rPr>
-      </w:pPr>
-      <w:r>
-        <w:rPr>
-          <w:b/>
-          <w:bCs/>
-        </w:rPr>
-        <w:t>Customers:</w:t>
-      </w:r>
-    </w:p>
-    <w:p>
-      <w:r>
-        <w:t>c</w:t>
-      </w:r>
-      <w:r>
-        <w:t>ustomer_id -&gt; name, address</w:t>
+      <w:r>
+        <w:rPr>
+          <w:b/>
+          <w:bCs/>
+        </w:rPr>
+        <w:t>sales_order_id</w:t>
+      </w:r>
+      <w:r>
+        <w:t xml:space="preserve"> </w:t>
+      </w:r>
+      <w:r>
+        <w:sym w:font="Wingdings" w:char="F0E0"/>
+      </w:r>
+      <w:r>
+        <w:t xml:space="preserve"> order_date, customer_id, customer_name, customer_address</w:t>
+      </w:r>
+      <w:r>
+        <w:br/>
+      </w:r>
+      <w:r>
+        <w:rPr>
+          <w:b/>
+          <w:bCs/>
+        </w:rPr>
+        <w:t xml:space="preserve">sales_order_id + item_id </w:t>
+      </w:r>
+      <w:r>
+        <w:rPr>
+          <w:b/>
+          <w:bCs/>
+        </w:rPr>
+        <w:t xml:space="preserve">-&gt; </w:t>
+      </w:r>
+      <w:r>
+        <w:t>item_quantity</w:t>
+      </w:r>
+      <w:r>
+        <w:t xml:space="preserve">, </w:t>
+      </w:r>
+      <w:r>
+        <w:rPr>
+          <w:rFonts w:ascii="Aptos Narrow" w:eastAsia="Times New Roman" w:hAnsi="Aptos Narrow" w:cs="Times New Roman"/>
+          <w:color w:val="000000"/>
+          <w:kern w:val="0"/>
+          <w:sz w:val="22"/>
+          <w:szCs w:val="22"/>
+          <w14:ligatures w14:val="none"/>
+        </w:rPr>
+        <w:t>price</w:t>
       </w:r>
     </w:p>
     <w:p/>
     <w:p>
-      <w:pPr>
-        <w:rPr>
-          <w:b/>
-          <w:bCs/>
-        </w:rPr>
-      </w:pPr>
-      <w:r>
-        <w:rPr>
-          <w:b/>
-          <w:bCs/>
-        </w:rPr>
-        <w:t>Vendors:</w:t>
-      </w:r>
-    </w:p>
-    <w:p>
-      <w:r>
-        <w:t>v</w:t>
-      </w:r>
-      <w:r>
-        <w:t xml:space="preserve">endor_id -&gt; </w:t>
-      </w:r>
-      <w:r>
-        <w:t>name, address</w:t>
-      </w:r>
-    </w:p>
-    <w:p/>
-    <w:p>
-      <w:pPr>
-        <w:rPr>
-          <w:b/>
-          <w:bCs/>
-        </w:rPr>
-      </w:pPr>
-      <w:r>
-        <w:rPr>
-          <w:b/>
-          <w:bCs/>
-        </w:rPr>
-        <w:t>Inventory</w:t>
-      </w:r>
-      <w:r>
-        <w:rPr>
-          <w:b/>
-          <w:bCs/>
+      <w:r>
+        <w:rPr>
+          <w:b/>
+          <w:bCs/>
+        </w:rPr>
+        <w:t>3NF:</w:t>
+      </w:r>
+      <w:r>
+        <w:rPr>
+          <w:b/>
+          <w:bCs/>
+        </w:rPr>
+        <w:t xml:space="preserve"> </w:t>
+      </w:r>
+      <w:r>
+        <w:t>Create 4 Tables</w:t>
+      </w:r>
+    </w:p>
+    <w:p>
+      <w:pPr>
+        <w:rPr>
+          <w:i/>
+          <w:iCs/>
+        </w:rPr>
+      </w:pPr>
+      <w:r>
+        <w:rPr>
+          <w:i/>
+          <w:iCs/>
+        </w:rPr>
+        <w:t>i</w:t>
+      </w:r>
+      <w:r>
+        <w:rPr>
+          <w:i/>
+          <w:iCs/>
+        </w:rPr>
+        <w:t>tems</w:t>
+      </w:r>
+      <w:r>
+        <w:rPr>
+          <w:i/>
+          <w:iCs/>
         </w:rPr>
         <w:t>:</w:t>
       </w:r>
     </w:p>
     <w:p>
-      <w:r>
-        <w:t>i</w:t>
-      </w:r>
-      <w:r>
-        <w:t>tem_id -&gt;</w:t>
-      </w:r>
-      <w:r>
+      <w:pPr>
+        <w:ind w:firstLine="720"/>
+      </w:pPr>
+      <w:r>
+        <w:rPr>
+          <w:b/>
+          <w:bCs/>
+        </w:rPr>
+        <w:t xml:space="preserve">item_id </w:t>
+      </w:r>
+      <w:r>
+        <w:rPr>
+          <w:b/>
+          <w:bCs/>
+        </w:rPr>
+        <w:sym w:font="Wingdings" w:char="F0E0"/>
+      </w:r>
+      <w:r>
+        <w:rPr>
+          <w:b/>
+          <w:bCs/>
+        </w:rPr>
         <w:t xml:space="preserve"> </w:t>
       </w:r>
       <w:r>
-        <w:t>description, quantity, price</w:t>
-      </w:r>
-      <w:r>
-        <w:t>,</w:t>
-      </w:r>
-      <w:r>
-        <w:t xml:space="preserve"> vendor_id</w:t>
-      </w:r>
-      <w:r>
-        <w:t xml:space="preserve">, </w:t>
-      </w:r>
-      <w:r>
-        <w:t>on_hand</w:t>
-      </w:r>
-      <w:r>
-        <w:t xml:space="preserve">, </w:t>
-      </w:r>
-      <w:r>
-        <w:t>allocated</w:t>
-      </w:r>
-      <w:r>
-        <w:t xml:space="preserve">, </w:t>
-      </w:r>
-      <w:r>
-        <w:t>on_order</w:t>
-      </w:r>
-      <w:r>
-        <w:t xml:space="preserve">, </w:t>
-      </w:r>
-      <w:r>
-        <w:t>reorder_point</w:t>
-      </w:r>
-    </w:p>
-    <w:p/>
-    <w:p>
-      <w:pPr>
-        <w:rPr>
-          <w:b/>
-          <w:bCs/>
-        </w:rPr>
-      </w:pPr>
-      <w:r>
-        <w:rPr>
-          <w:b/>
-          <w:bCs/>
-        </w:rPr>
-        <w:t>Sales</w:t>
-      </w:r>
-      <w:r>
-        <w:rPr>
-          <w:b/>
-          <w:bCs/>
-        </w:rPr>
-        <w:t xml:space="preserve"> Orders</w:t>
-      </w:r>
-      <w:r>
-        <w:rPr>
-          <w:b/>
-          <w:bCs/>
+        <w:t>item_desc</w:t>
+      </w:r>
+    </w:p>
+    <w:p>
+      <w:pPr>
+        <w:rPr>
+          <w:i/>
+          <w:iCs/>
+        </w:rPr>
+      </w:pPr>
+      <w:r>
+        <w:rPr>
+          <w:i/>
+          <w:iCs/>
+        </w:rPr>
+        <w:t>sales_order_headers</w:t>
+      </w:r>
+      <w:r>
+        <w:rPr>
+          <w:i/>
+          <w:iCs/>
         </w:rPr>
         <w:t>:</w:t>
       </w:r>
     </w:p>
     <w:p>
-      <w:r>
-        <w:t>s</w:t>
-      </w:r>
-      <w:r>
-        <w:t xml:space="preserve">ales_order_id -&gt; </w:t>
-      </w:r>
-      <w:r>
-        <w:t xml:space="preserve">customer_id, </w:t>
-      </w:r>
-      <w:r>
-        <w:t xml:space="preserve">item_id, quantity, price </w:t>
-      </w:r>
-    </w:p>
-    <w:p/>
-    <w:p>
-      <w:pPr>
-        <w:rPr>
-          <w:b/>
-          <w:bCs/>
-        </w:rPr>
-      </w:pPr>
-      <w:r>
-        <w:rPr>
-          <w:b/>
-          <w:bCs/>
-        </w:rPr>
-        <w:t>Purchase Orders:</w:t>
-      </w:r>
-    </w:p>
-    <w:p>
-      <w:r>
-        <w:t xml:space="preserve">purchase_order_id -&gt; </w:t>
-      </w:r>
-      <w:r>
-        <w:t xml:space="preserve">vendor_id, </w:t>
-      </w:r>
-      <w:r>
-        <w:t>order_date,</w:t>
-      </w:r>
-    </w:p>
-    <w:p/>
-    <w:p/>
-    <w:p>
-      <w:pPr>
-        <w:rPr>
-          <w:b/>
-          <w:bCs/>
-        </w:rPr>
-      </w:pPr>
-    </w:p>
-    <w:p/>
-    <w:p/>
-    <w:p>
-      <w:pPr>
-        <w:rPr>
-          <w:b/>
-          <w:bCs/>
-        </w:rPr>
-      </w:pPr>
+      <w:pPr>
+        <w:ind w:firstLine="720"/>
+      </w:pPr>
+      <w:r>
+        <w:rPr>
+          <w:b/>
+          <w:bCs/>
+        </w:rPr>
+        <w:t>sales_order_id</w:t>
+      </w:r>
+      <w:r>
+        <w:rPr>
+          <w:b/>
+          <w:bCs/>
+        </w:rPr>
+        <w:t xml:space="preserve"> </w:t>
+      </w:r>
+      <w:r>
+        <w:rPr>
+          <w:b/>
+          <w:bCs/>
+        </w:rPr>
+        <w:sym w:font="Wingdings" w:char="F0E0"/>
+      </w:r>
+      <w:r>
+        <w:rPr>
+          <w:b/>
+          <w:bCs/>
+        </w:rPr>
+        <w:t xml:space="preserve"> </w:t>
+      </w:r>
+      <w:r>
+        <w:t>order_date, customer_id</w:t>
+      </w:r>
+    </w:p>
+    <w:p>
+      <w:pPr>
+        <w:rPr>
+          <w:i/>
+          <w:iCs/>
+        </w:rPr>
+      </w:pPr>
+      <w:r>
+        <w:rPr>
+          <w:i/>
+          <w:iCs/>
+        </w:rPr>
+        <w:t>customers:</w:t>
+      </w:r>
+      <w:r>
+        <w:rPr>
+          <w:i/>
+          <w:iCs/>
+        </w:rPr>
+        <w:tab/>
+      </w:r>
+    </w:p>
+    <w:p>
+      <w:pPr>
+        <w:ind w:firstLine="720"/>
+      </w:pPr>
+      <w:r>
+        <w:rPr>
+          <w:b/>
+          <w:bCs/>
+        </w:rPr>
+        <w:t xml:space="preserve">customer_id </w:t>
+      </w:r>
+      <w:r>
+        <w:rPr>
+          <w:b/>
+          <w:bCs/>
+        </w:rPr>
+        <w:sym w:font="Wingdings" w:char="F0E0"/>
+      </w:r>
+      <w:r>
+        <w:rPr>
+          <w:b/>
+          <w:bCs/>
+        </w:rPr>
+        <w:t xml:space="preserve"> </w:t>
+      </w:r>
+      <w:r>
+        <w:t>cust</w:t>
+      </w:r>
+      <w:r>
+        <w:t>omer</w:t>
+      </w:r>
+      <w:r>
+        <w:t>_name, cust</w:t>
+      </w:r>
+      <w:r>
+        <w:t>omer</w:t>
+      </w:r>
+      <w:r>
+        <w:t>_address</w:t>
+      </w:r>
+    </w:p>
+    <w:p>
+      <w:pPr>
+        <w:rPr>
+          <w:i/>
+          <w:iCs/>
+        </w:rPr>
+      </w:pPr>
+      <w:r>
+        <w:rPr>
+          <w:i/>
+          <w:iCs/>
+        </w:rPr>
+        <w:t>sales_order_lines:</w:t>
+      </w:r>
+    </w:p>
+    <w:p>
+      <w:r>
+        <w:rPr>
+          <w:i/>
+          <w:iCs/>
+        </w:rPr>
+        <w:lastRenderedPageBreak/>
+        <w:tab/>
+      </w:r>
+      <w:r>
+        <w:rPr>
+          <w:b/>
+          <w:bCs/>
+        </w:rPr>
+        <w:t xml:space="preserve">sales_order_id + item_id </w:t>
+      </w:r>
+      <w:r>
+        <w:rPr>
+          <w:b/>
+          <w:bCs/>
+        </w:rPr>
+        <w:sym w:font="Wingdings" w:char="F0E0"/>
+      </w:r>
+      <w:r>
+        <w:rPr>
+          <w:b/>
+          <w:bCs/>
+        </w:rPr>
+        <w:t xml:space="preserve"> </w:t>
+      </w:r>
+      <w:r>
+        <w:t>item_quantity, price</w:t>
+      </w:r>
     </w:p>
     <w:p/>
     <w:p/>
     <w:p/>
     <w:p/>
+    <w:p>
+      <w:pPr>
+        <w:rPr>
+          <w:b/>
+          <w:bCs/>
+          <w:u w:val="single"/>
+        </w:rPr>
+      </w:pPr>
+      <w:r>
+        <w:rPr>
+          <w:b/>
+          <w:bCs/>
+          <w:u w:val="single"/>
+        </w:rPr>
+        <w:t>Invoice:</w:t>
+      </w:r>
+    </w:p>
+    <w:p>
+      <w:pPr>
+        <w:rPr>
+          <w:b/>
+          <w:bCs/>
+        </w:rPr>
+      </w:pPr>
+      <w:r>
+        <w:rPr>
+          <w:b/>
+          <w:bCs/>
+        </w:rPr>
+        <w:t>1NF:</w:t>
+      </w:r>
+    </w:p>
+    <w:p>
+      <w:r>
+        <w:rPr>
+          <w:b/>
+          <w:bCs/>
+        </w:rPr>
+        <w:t xml:space="preserve">invoice_id + </w:t>
+      </w:r>
+      <w:r>
+        <w:rPr>
+          <w:b/>
+          <w:bCs/>
+        </w:rPr>
+        <w:t xml:space="preserve">sales_order_id </w:t>
+      </w:r>
+      <w:r>
+        <w:rPr>
+          <w:b/>
+          <w:bCs/>
+        </w:rPr>
+        <w:sym w:font="Wingdings" w:char="F0E0"/>
+      </w:r>
+      <w:r>
+        <w:rPr>
+          <w:b/>
+          <w:bCs/>
+        </w:rPr>
+        <w:t xml:space="preserve"> </w:t>
+      </w:r>
+      <w:r>
+        <w:t xml:space="preserve">invoice_date, customer_id, customer_name, customer_address, item_id, item_desc, </w:t>
+      </w:r>
+      <w:r>
+        <w:t>item_quantity, price</w:t>
+      </w:r>
+    </w:p>
+    <w:p>
+      <w:r>
+        <w:rPr>
+          <w:b/>
+          <w:bCs/>
+        </w:rPr>
+        <w:t>3NF:</w:t>
+      </w:r>
+      <w:r>
+        <w:rPr>
+          <w:b/>
+          <w:bCs/>
+        </w:rPr>
+        <w:t xml:space="preserve"> </w:t>
+      </w:r>
+      <w:r>
+        <w:t>Create 1 Table</w:t>
+      </w:r>
+    </w:p>
+    <w:p>
+      <w:pPr>
+        <w:rPr>
+          <w:i/>
+          <w:iCs/>
+        </w:rPr>
+      </w:pPr>
+      <w:r>
+        <w:rPr>
+          <w:i/>
+          <w:iCs/>
+        </w:rPr>
+        <w:t>invoice:</w:t>
+      </w:r>
+    </w:p>
+    <w:p>
+      <w:pPr>
+        <w:ind w:firstLine="720"/>
+      </w:pPr>
+      <w:r>
+        <w:rPr>
+          <w:b/>
+          <w:bCs/>
+        </w:rPr>
+        <w:t xml:space="preserve">invoice_id + </w:t>
+      </w:r>
+      <w:r>
+        <w:rPr>
+          <w:b/>
+          <w:bCs/>
+        </w:rPr>
+        <w:t>sales_order_id</w:t>
+      </w:r>
+      <w:r>
+        <w:rPr>
+          <w:b/>
+          <w:bCs/>
+        </w:rPr>
+        <w:t xml:space="preserve"> </w:t>
+      </w:r>
+      <w:r>
+        <w:rPr>
+          <w:b/>
+          <w:bCs/>
+        </w:rPr>
+        <w:sym w:font="Wingdings" w:char="F0E0"/>
+      </w:r>
+      <w:r>
+        <w:t xml:space="preserve">  item_id, invoice_date, </w:t>
+      </w:r>
+    </w:p>
+    <w:p>
+      <w:pPr>
+        <w:rPr>
+          <w:b/>
+          <w:bCs/>
+          <w:u w:val="single"/>
+        </w:rPr>
+      </w:pPr>
+      <w:r>
+        <w:rPr>
+          <w:b/>
+          <w:bCs/>
+          <w:u w:val="single"/>
+        </w:rPr>
+        <w:t>Purchase Order</w:t>
+      </w:r>
+    </w:p>
+    <w:p>
+      <w:pPr>
+        <w:rPr>
+          <w:b/>
+          <w:bCs/>
+        </w:rPr>
+      </w:pPr>
+      <w:r>
+        <w:rPr>
+          <w:b/>
+          <w:bCs/>
+        </w:rPr>
+        <w:t>1NF:</w:t>
+      </w:r>
+    </w:p>
+    <w:p>
+      <w:r>
+        <w:rPr>
+          <w:b/>
+          <w:bCs/>
+        </w:rPr>
+        <w:t xml:space="preserve">purchase_order_id + </w:t>
+      </w:r>
+      <w:r>
+        <w:rPr>
+          <w:b/>
+          <w:bCs/>
+        </w:rPr>
+        <w:t xml:space="preserve">item_id </w:t>
+      </w:r>
+      <w:r>
+        <w:rPr>
+          <w:b/>
+          <w:bCs/>
+        </w:rPr>
+        <w:sym w:font="Wingdings" w:char="F0E0"/>
+      </w:r>
+      <w:r>
+        <w:rPr>
+          <w:b/>
+          <w:bCs/>
+        </w:rPr>
+        <w:t xml:space="preserve"> </w:t>
+      </w:r>
+      <w:r>
+        <w:t xml:space="preserve">order_date, </w:t>
+      </w:r>
+      <w:r>
+        <w:t xml:space="preserve">vendor_id, vendor_name, vendor_address, </w:t>
+      </w:r>
+      <w:r>
+        <w:t xml:space="preserve">item_id, item_desc, item_quantity, </w:t>
+      </w:r>
+      <w:r>
+        <w:t>price</w:t>
+      </w:r>
+      <w:r>
+        <w:br/>
+      </w:r>
+    </w:p>
+    <w:p>
+      <w:pPr>
+        <w:rPr>
+          <w:b/>
+          <w:bCs/>
+        </w:rPr>
+      </w:pPr>
+      <w:r>
+        <w:rPr>
+          <w:b/>
+          <w:bCs/>
+        </w:rPr>
+        <w:t>2NF:</w:t>
+      </w:r>
+    </w:p>
+    <w:p>
+      <w:r>
+        <w:rPr>
+          <w:b/>
+          <w:bCs/>
+        </w:rPr>
+        <w:t xml:space="preserve">item_id </w:t>
+      </w:r>
+      <w:r>
+        <w:rPr>
+          <w:b/>
+          <w:bCs/>
+        </w:rPr>
+        <w:sym w:font="Wingdings" w:char="F0E0"/>
+      </w:r>
+      <w:r>
+        <w:rPr>
+          <w:b/>
+          <w:bCs/>
+        </w:rPr>
+        <w:t xml:space="preserve"> </w:t>
+      </w:r>
+      <w:r>
+        <w:t>item_desc</w:t>
+      </w:r>
+      <w:r>
+        <w:br/>
+      </w:r>
+      <w:r>
+        <w:rPr>
+          <w:b/>
+          <w:bCs/>
+        </w:rPr>
+        <w:t>purchase_order_id</w:t>
+      </w:r>
+      <w:r>
+        <w:t xml:space="preserve"> </w:t>
+      </w:r>
+      <w:r>
+        <w:sym w:font="Wingdings" w:char="F0E0"/>
+      </w:r>
+      <w:r>
+        <w:t xml:space="preserve"> order_date, </w:t>
+      </w:r>
+      <w:r>
+        <w:t>vendor</w:t>
+      </w:r>
+      <w:r>
+        <w:t xml:space="preserve"> </w:t>
+      </w:r>
+      <w:r>
+        <w:t xml:space="preserve">_id, </w:t>
+      </w:r>
+      <w:r>
+        <w:t>vendor</w:t>
+      </w:r>
+      <w:r>
+        <w:t xml:space="preserve"> </w:t>
+      </w:r>
+      <w:r>
+        <w:t xml:space="preserve">_name, </w:t>
+      </w:r>
+      <w:r>
+        <w:t>vendor</w:t>
+      </w:r>
+      <w:r>
+        <w:t xml:space="preserve"> </w:t>
+      </w:r>
+      <w:r>
+        <w:t>_address</w:t>
+      </w:r>
+      <w:r>
+        <w:rPr>
+          <w:b/>
+          <w:bCs/>
+        </w:rPr>
+        <w:br/>
+      </w:r>
+      <w:r>
+        <w:rPr>
+          <w:b/>
+          <w:bCs/>
+        </w:rPr>
+        <w:t xml:space="preserve">purchase_order_id + item_id </w:t>
+      </w:r>
+      <w:r>
+        <w:rPr>
+          <w:b/>
+          <w:bCs/>
+        </w:rPr>
+        <w:sym w:font="Wingdings" w:char="F0E0"/>
+      </w:r>
+      <w:r>
+        <w:rPr>
+          <w:b/>
+          <w:bCs/>
+        </w:rPr>
+        <w:t xml:space="preserve"> </w:t>
+      </w:r>
+      <w:r>
+        <w:t>item_quantity, price</w:t>
+      </w:r>
+    </w:p>
+    <w:p/>
+    <w:p>
+      <w:r>
+        <w:rPr>
+          <w:b/>
+          <w:bCs/>
+        </w:rPr>
+        <w:lastRenderedPageBreak/>
+        <w:t xml:space="preserve">3NF: </w:t>
+      </w:r>
+      <w:r>
+        <w:t xml:space="preserve">Create 3 </w:t>
+      </w:r>
+      <w:r>
+        <w:t>tables</w:t>
+      </w:r>
+    </w:p>
+    <w:p>
+      <w:pPr>
+        <w:rPr>
+          <w:i/>
+          <w:iCs/>
+        </w:rPr>
+      </w:pPr>
+      <w:r>
+        <w:rPr>
+          <w:i/>
+          <w:iCs/>
+        </w:rPr>
+        <w:t>purchase_order_headers:</w:t>
+      </w:r>
+    </w:p>
+    <w:p>
+      <w:pPr>
+        <w:ind w:firstLine="720"/>
+      </w:pPr>
+      <w:r>
+        <w:rPr>
+          <w:b/>
+          <w:bCs/>
+        </w:rPr>
+        <w:t xml:space="preserve">purchase_order_id </w:t>
+      </w:r>
+      <w:r>
+        <w:rPr>
+          <w:b/>
+          <w:bCs/>
+        </w:rPr>
+        <w:sym w:font="Wingdings" w:char="F0E0"/>
+      </w:r>
+      <w:r>
+        <w:rPr>
+          <w:b/>
+          <w:bCs/>
+        </w:rPr>
+        <w:t xml:space="preserve"> </w:t>
+      </w:r>
+      <w:r>
+        <w:t>order_date, vendor_id</w:t>
+      </w:r>
+    </w:p>
+    <w:p>
+      <w:pPr>
+        <w:rPr>
+          <w:i/>
+          <w:iCs/>
+        </w:rPr>
+      </w:pPr>
+      <w:r>
+        <w:rPr>
+          <w:i/>
+          <w:iCs/>
+        </w:rPr>
+        <w:t>v</w:t>
+      </w:r>
+      <w:r>
+        <w:rPr>
+          <w:i/>
+          <w:iCs/>
+        </w:rPr>
+        <w:t>endors:</w:t>
+      </w:r>
+    </w:p>
+    <w:p>
+      <w:r>
+        <w:rPr>
+          <w:i/>
+          <w:iCs/>
+        </w:rPr>
+        <w:tab/>
+      </w:r>
+      <w:r>
+        <w:rPr>
+          <w:b/>
+          <w:bCs/>
+        </w:rPr>
+        <w:t xml:space="preserve">vendor_id </w:t>
+      </w:r>
+      <w:r>
+        <w:rPr>
+          <w:b/>
+          <w:bCs/>
+        </w:rPr>
+        <w:sym w:font="Wingdings" w:char="F0E0"/>
+      </w:r>
+      <w:r>
+        <w:rPr>
+          <w:b/>
+          <w:bCs/>
+        </w:rPr>
+        <w:t xml:space="preserve"> </w:t>
+      </w:r>
+      <w:r>
+        <w:t>vendor_name, vendor_address</w:t>
+      </w:r>
+    </w:p>
+    <w:p>
+      <w:pPr>
+        <w:rPr>
+          <w:i/>
+          <w:iCs/>
+        </w:rPr>
+      </w:pPr>
+      <w:r>
+        <w:rPr>
+          <w:i/>
+          <w:iCs/>
+        </w:rPr>
+        <w:t>purchase_order_lines:</w:t>
+      </w:r>
+    </w:p>
+    <w:p>
+      <w:r>
+        <w:rPr>
+          <w:i/>
+          <w:iCs/>
+        </w:rPr>
+        <w:tab/>
+      </w:r>
+      <w:r>
+        <w:rPr>
+          <w:b/>
+          <w:bCs/>
+        </w:rPr>
+        <w:t xml:space="preserve">purchase_order_id + item_id </w:t>
+      </w:r>
+      <w:r>
+        <w:rPr>
+          <w:b/>
+          <w:bCs/>
+        </w:rPr>
+        <w:sym w:font="Wingdings" w:char="F0E0"/>
+      </w:r>
+      <w:r>
+        <w:rPr>
+          <w:b/>
+          <w:bCs/>
+        </w:rPr>
+        <w:t xml:space="preserve"> </w:t>
+      </w:r>
+      <w:r>
+        <w:t>item_quantity, price</w:t>
+      </w:r>
+    </w:p>
+    <w:p/>
+    <w:p/>
+    <w:p/>
+    <w:p>
+      <w:r>
+        <w:rPr>
+          <w:b/>
+          <w:bCs/>
+          <w:u w:val="single"/>
+        </w:rPr>
+        <w:t>A/P Cheque</w:t>
+      </w:r>
+      <w:r>
+        <w:rPr>
+          <w:b/>
+          <w:bCs/>
+          <w:u w:val="single"/>
+        </w:rPr>
+        <w:t xml:space="preserve">: </w:t>
+      </w:r>
+      <w:r>
+        <w:t>Crete 1 Table</w:t>
+      </w:r>
+    </w:p>
+    <w:p>
+      <w:pPr>
+        <w:rPr>
+          <w:i/>
+          <w:iCs/>
+        </w:rPr>
+      </w:pPr>
+      <w:r>
+        <w:rPr>
+          <w:i/>
+          <w:iCs/>
+        </w:rPr>
+        <w:t>accounts_payable_cheque:</w:t>
+      </w:r>
+    </w:p>
+    <w:p>
+      <w:r>
+        <w:tab/>
+      </w:r>
+      <w:r>
+        <w:rPr>
+          <w:b/>
+          <w:bCs/>
+        </w:rPr>
+        <w:t>cheque_number</w:t>
+      </w:r>
+      <w:r>
+        <w:t xml:space="preserve"> -&gt; vendor_id, amount, date</w:t>
+      </w:r>
+    </w:p>
+    <w:p/>
+    <w:p>
+      <w:r>
+        <w:rPr>
+          <w:b/>
+          <w:bCs/>
+          <w:u w:val="single"/>
+        </w:rPr>
+        <w:t xml:space="preserve">A/P Inquiry: </w:t>
+      </w:r>
+      <w:r>
+        <w:t>Create 1 Table</w:t>
+      </w:r>
+    </w:p>
+    <w:p>
+      <w:pPr>
+        <w:rPr>
+          <w:i/>
+          <w:iCs/>
+        </w:rPr>
+      </w:pPr>
+      <w:r>
+        <w:rPr>
+          <w:i/>
+          <w:iCs/>
+        </w:rPr>
+        <w:t>accounts_payable_inquiry:</w:t>
+      </w:r>
+    </w:p>
+    <w:p>
+      <w:r>
+        <w:tab/>
+      </w:r>
+      <w:r>
+        <w:rPr>
+          <w:b/>
+          <w:bCs/>
+        </w:rPr>
+        <w:t>vendor_invoice_id + vendor_id</w:t>
+      </w:r>
+      <w:r>
+        <w:t xml:space="preserve"> </w:t>
+      </w:r>
+      <w:r>
+        <w:rPr>
+          <w:b/>
+          <w:bCs/>
+        </w:rPr>
+        <w:sym w:font="Wingdings" w:char="F0E0"/>
+      </w:r>
+      <w:r>
+        <w:t xml:space="preserve"> amount, date</w:t>
+      </w:r>
+    </w:p>
+    <w:p/>
+    <w:p>
+      <w:pPr>
+        <w:rPr>
+          <w:i/>
+          <w:iCs/>
+        </w:rPr>
+      </w:pPr>
+      <w:r>
+        <w:rPr>
+          <w:b/>
+          <w:bCs/>
+          <w:u w:val="single"/>
+        </w:rPr>
+        <w:t xml:space="preserve">Items On Order: </w:t>
+      </w:r>
+      <w:r>
+        <w:t>Create 1 Table</w:t>
+      </w:r>
+      <w:r>
+        <w:br/>
+      </w:r>
+      <w:r>
+        <w:br/>
+      </w:r>
+      <w:r>
+        <w:rPr>
+          <w:i/>
+          <w:iCs/>
+        </w:rPr>
+        <w:t>inventory:</w:t>
+      </w:r>
+    </w:p>
+    <w:p>
+      <w:pPr>
+        <w:ind w:firstLine="720"/>
+      </w:pPr>
+      <w:r>
+        <w:rPr>
+          <w:b/>
+          <w:bCs/>
+        </w:rPr>
+        <w:lastRenderedPageBreak/>
+        <w:t>i</w:t>
+      </w:r>
+      <w:r>
+        <w:rPr>
+          <w:b/>
+          <w:bCs/>
+        </w:rPr>
+        <w:t>tem_id</w:t>
+      </w:r>
+      <w:r>
+        <w:t xml:space="preserve"> </w:t>
+      </w:r>
+      <w:r>
+        <w:sym w:font="Wingdings" w:char="F0E0"/>
+      </w:r>
+      <w:r>
+        <w:t xml:space="preserve"> </w:t>
+      </w:r>
+      <w:proofErr w:type="spellStart"/>
+      <w:r>
+        <w:t>on_hand</w:t>
+      </w:r>
+      <w:proofErr w:type="spellEnd"/>
+      <w:r>
+        <w:t xml:space="preserve">, allocated, </w:t>
+      </w:r>
+      <w:proofErr w:type="spellStart"/>
+      <w:r>
+        <w:t>on_order</w:t>
+      </w:r>
+      <w:proofErr w:type="spellEnd"/>
+    </w:p>
+    <w:p>
+      <w:pPr>
+        <w:ind w:firstLine="720"/>
+      </w:pPr>
+    </w:p>
+    <w:p/>
+    <w:p>
+      <w:r>
+        <w:rPr>
+          <w:b/>
+          <w:bCs/>
+        </w:rPr>
+        <w:t xml:space="preserve">NOTE: </w:t>
+      </w:r>
+      <w:r>
+        <w:t xml:space="preserve">Diagram is on the final page. Requires </w:t>
+      </w:r>
+      <w:r>
+        <w:t xml:space="preserve">zooming in to see the ERD details. </w:t>
+      </w:r>
+    </w:p>
+    <w:p>
+      <w:pPr>
+        <w:ind w:firstLine="720"/>
+      </w:pPr>
+    </w:p>
+    <w:p>
+      <w:pPr>
+        <w:ind w:firstLine="720"/>
+      </w:pPr>
+    </w:p>
+    <w:p/>
+    <w:p/>
+    <w:p/>
+    <w:p/>
+    <w:p/>
+    <w:p/>
+    <w:p/>
+    <w:p/>
+    <w:p/>
+    <w:p/>
+    <w:p/>
+    <w:p>
+      <w:r>
+        <w:drawing>
+          <wp:inline distT="0" distB="0" distL="0" distR="0" wp14:anchorId="6CA51B45" wp14:editId="03FADE3C">
+            <wp:extent cx="5943600" cy="3689350"/>
+            <wp:effectExtent l="0" t="0" r="0" b="6350"/>
+            <wp:docPr id="1864349898" name="Picture 1" descr="A diagram of a computer program&#10;&#10;Description automatically generated"/>
+            <wp:cNvGraphicFramePr>
+              <a:graphicFrameLocks xmlns:a="http://schemas.openxmlformats.org/drawingml/2006/main" noChangeAspect="1"/>
+            </wp:cNvGraphicFramePr>
+            <a:graphic xmlns:a="http://schemas.openxmlformats.org/drawingml/2006/main">
+              <a:graphicData uri="http://schemas.openxmlformats.org/drawingml/2006/picture">
+                <pic:pic xmlns:pic="http://schemas.openxmlformats.org/drawingml/2006/picture">
+                  <pic:nvPicPr>
+                    <pic:cNvPr id="1864349898" name="Picture 1" descr="A diagram of a computer program&#10;&#10;Description automatically generated"/>
+                    <pic:cNvPicPr/>
+                  </pic:nvPicPr>
+                  <pic:blipFill>
+                    <a:blip r:embed="rId5"/>
+                    <a:stretch>
+                      <a:fillRect/>
+                    </a:stretch>
+                  </pic:blipFill>
+                  <pic:spPr>
+                    <a:xfrm>
+                      <a:off x="0" y="0"/>
+                      <a:ext cx="5943600" cy="3689350"/>
+                    </a:xfrm>
+                    <a:prstGeom prst="rect">
+                      <a:avLst/>
+                    </a:prstGeom>
+                  </pic:spPr>
+                </pic:pic>
+              </a:graphicData>
+            </a:graphic>
+          </wp:inline>
+        </w:drawing>
+      </w:r>
+    </w:p>
     <w:sectPr>
       <w:pgSz w:w="12240" w:h="15840"/>
       <w:pgMar w:top="1440" w:right="1440" w:bottom="1440" w:left="1440" w:header="720" w:footer="720" w:gutter="0"/>
@@ -1167,6 +2128,7 @@
   <w:style w:type="character" w:default="1" w:styleId="DefaultParagraphFont">
     <w:name w:val="Default Paragraph Font"/>
     <w:uiPriority w:val="1"/>
+    <w:semiHidden/>
     <w:unhideWhenUsed/>
   </w:style>
   <w:style w:type="table" w:default="1" w:styleId="TableNormal">
